--- a/pr-preview/pr-294/model-validation-handout.docx
+++ b/pr-preview/pr-294/model-validation-handout.docx
@@ -15,7 +15,7 @@
         <w:pStyle w:val="Date"/>
       </w:pPr>
       <w:r>
-        <w:t xml:space="preserve">Last modified: 2026-10-17 02:45:12 (PDT)</w:t>
+        <w:t xml:space="preserve">Last modified: 2026-10-17 03:09:07 (PDT)</w:t>
       </w:r>
     </w:p>
     <w:bookmarkStart w:id="17" w:name="sec-data-sets"/>
@@ -27472,9 +27472,16 @@
       <m:oMath>
         <m:sSub>
           <m:e>
-            <m:r>
-              <m:t>g</m:t>
-            </m:r>
+            <m:acc>
+              <m:accPr>
+                <m:chr m:val="̂"/>
+              </m:accPr>
+              <m:e>
+                <m:r>
+                  <m:t>y</m:t>
+                </m:r>
+              </m:e>
+            </m:acc>
           </m:e>
           <m:sub>
             <m:r>
@@ -27502,9 +27509,16 @@
         </m:r>
         <m:sSub>
           <m:e>
-            <m:r>
-              <m:t>g</m:t>
-            </m:r>
+            <m:acc>
+              <m:accPr>
+                <m:chr m:val="̂"/>
+              </m:accPr>
+              <m:e>
+                <m:r>
+                  <m:t>y</m:t>
+                </m:r>
+              </m:e>
+            </m:acc>
           </m:e>
           <m:sub>
             <m:r>
@@ -27528,9 +27542,16 @@
       <m:oMath>
         <m:sSub>
           <m:e>
-            <m:r>
-              <m:t>g</m:t>
-            </m:r>
+            <m:acc>
+              <m:accPr>
+                <m:chr m:val="̂"/>
+              </m:accPr>
+              <m:e>
+                <m:r>
+                  <m:t>y</m:t>
+                </m:r>
+              </m:e>
+            </m:acc>
           </m:e>
           <m:sub>
             <m:r>
@@ -27551,9 +27572,16 @@
       <m:oMath>
         <m:sSub>
           <m:e>
-            <m:r>
-              <m:t>g</m:t>
-            </m:r>
+            <m:acc>
+              <m:accPr>
+                <m:chr m:val="̂"/>
+              </m:accPr>
+              <m:e>
+                <m:r>
+                  <m:t>y</m:t>
+                </m:r>
+              </m:e>
+            </m:acc>
           </m:e>
           <m:sub>
             <m:r>
@@ -27810,7 +27838,27 @@
         <w:t xml:space="preserve"> </w:t>
       </w:r>
       <w:r>
-        <w:t xml:space="preserve">is a candidate of</w:t>
+        <w:t xml:space="preserve">is among the functions that candidate</w:t>
+      </w:r>
+      <w:r>
+        <w:t xml:space="preserve"> </w:t>
+      </w:r>
+      <m:oMath>
+        <m:r>
+          <m:t>1</m:t>
+        </m:r>
+      </m:oMath>
+      <w:r>
+        <w:t xml:space="preserve"> </w:t>
+      </w:r>
+      <w:r>
+        <w:t xml:space="preserve">can fit,</w:t>
+      </w:r>
+      <w:r>
+        <w:t xml:space="preserve"> </w:t>
+      </w:r>
+      <w:r>
+        <w:t xml:space="preserve">the squared bias of</w:t>
       </w:r>
       <w:r>
         <w:t xml:space="preserve"> </w:t>
@@ -27818,9 +27866,16 @@
       <m:oMath>
         <m:sSub>
           <m:e>
-            <m:r>
-              <m:t>g</m:t>
-            </m:r>
+            <m:acc>
+              <m:accPr>
+                <m:chr m:val="̂"/>
+              </m:accPr>
+              <m:e>
+                <m:r>
+                  <m:t>y</m:t>
+                </m:r>
+              </m:e>
+            </m:acc>
           </m:e>
           <m:sub>
             <m:r>
@@ -27830,13 +27885,16 @@
         </m:sSub>
       </m:oMath>
       <w:r>
-        <w:t xml:space="preserve">,</w:t>
-      </w:r>
-      <w:r>
-        <w:t xml:space="preserve"> </w:t>
-      </w:r>
-      <w:r>
-        <w:t xml:space="preserve">the squared bias of</w:t>
+        <w:t xml:space="preserve"> </w:t>
+      </w:r>
+      <w:r>
+        <w:t xml:space="preserve">can be zero,</w:t>
+      </w:r>
+      <w:r>
+        <w:t xml:space="preserve"> </w:t>
+      </w:r>
+      <w:r>
+        <w:t xml:space="preserve">and then no more flexible</w:t>
       </w:r>
       <w:r>
         <w:t xml:space="preserve"> </w:t>
@@ -27844,13 +27902,20 @@
       <m:oMath>
         <m:sSub>
           <m:e>
-            <m:r>
-              <m:t>g</m:t>
-            </m:r>
+            <m:acc>
+              <m:accPr>
+                <m:chr m:val="̂"/>
+              </m:accPr>
+              <m:e>
+                <m:r>
+                  <m:t>y</m:t>
+                </m:r>
+              </m:e>
+            </m:acc>
           </m:e>
           <m:sub>
             <m:r>
-              <m:t>1</m:t>
+              <m:t>l</m:t>
             </m:r>
           </m:sub>
         </m:sSub>
@@ -27859,35 +27924,6 @@
         <w:t xml:space="preserve"> </w:t>
       </w:r>
       <w:r>
-        <w:t xml:space="preserve">can be zero,</w:t>
-      </w:r>
-      <w:r>
-        <w:t xml:space="preserve"> </w:t>
-      </w:r>
-      <w:r>
-        <w:t xml:space="preserve">and then no later</w:t>
-      </w:r>
-      <w:r>
-        <w:t xml:space="preserve"> </w:t>
-      </w:r>
-      <m:oMath>
-        <m:sSub>
-          <m:e>
-            <m:r>
-              <m:t>g</m:t>
-            </m:r>
-          </m:e>
-          <m:sub>
-            <m:r>
-              <m:t>l</m:t>
-            </m:r>
-          </m:sub>
-        </m:sSub>
-      </m:oMath>
-      <w:r>
-        <w:t xml:space="preserve"> </w:t>
-      </w:r>
-      <w:r>
         <w:t xml:space="preserve">has a smaller squared bias</w:t>
       </w:r>
       <w:r>
@@ -27906,19 +27942,19 @@
         <w:t xml:space="preserve"> </w:t>
       </w:r>
       <w:r>
-        <w:t xml:space="preserve">The procedures past the smallest error</w:t>
-      </w:r>
-      <w:r>
-        <w:t xml:space="preserve"> </w:t>
-      </w:r>
-      <w:r>
-        <w:t xml:space="preserve">have lowered their squared bias by less than they have raised their variance,</w:t>
-      </w:r>
-      <w:r>
-        <w:t xml:space="preserve"> </w:t>
-      </w:r>
-      <w:r>
-        <w:t xml:space="preserve">and the rules they produce tend to</w:t>
+        <w:t xml:space="preserve">Past the candidate with the smallest expected squared prediction error,</w:t>
+      </w:r>
+      <w:r>
+        <w:t xml:space="preserve"> </w:t>
+      </w:r>
+      <w:r>
+        <w:t xml:space="preserve">the more flexible candidates have lowered their squared bias by less than they have raised their variance,</w:t>
+      </w:r>
+      <w:r>
+        <w:t xml:space="preserve"> </w:t>
+      </w:r>
+      <w:r>
+        <w:t xml:space="preserve">and their fitted models tend to</w:t>
       </w:r>
       <w:r>
         <w:t xml:space="preserve"> </w:t>
@@ -27938,7 +27974,7 @@
         <w:t xml:space="preserve"> </w:t>
       </w:r>
       <w:r>
-        <w:t xml:space="preserve">they fit their training sets more closely than the procedure with the smallest error</w:t>
+        <w:t xml:space="preserve">they fit their training sets more closely than the fitted model of the candidate with the smallest expected squared prediction error</w:t>
       </w:r>
       <w:r>
         <w:t xml:space="preserve"> </w:t>
@@ -36780,17 +36816,17 @@
         <w:t xml:space="preserve"> </w:t>
       </w:r>
       <w:r>
-        <w:t xml:space="preserve">on which the rule of the</w:t>
-      </w:r>
-      <w:r>
-        <w:t xml:space="preserve"> </w:t>
-      </w:r>
-      <w:hyperlink w:anchor="def-validation-choice">
+        <w:t xml:space="preserve">on which the</w:t>
+      </w:r>
+      <w:r>
+        <w:t xml:space="preserve"> </w:t>
+      </w:r>
+      <w:hyperlink w:anchor="def-fitted-model">
         <w:r>
           <w:rPr>
             <w:rStyle w:val="Hyperlink"/>
           </w:rPr>
-          <w:t xml:space="preserve">validation choice</w:t>
+          <w:t xml:space="preserve">fitted model</w:t>
         </w:r>
       </w:hyperlink>
       <w:r>
@@ -36799,9 +36835,16 @@
       <m:oMath>
         <m:sSub>
           <m:e>
-            <m:r>
-              <m:t>g</m:t>
-            </m:r>
+            <m:acc>
+              <m:accPr>
+                <m:chr m:val="̂"/>
+              </m:accPr>
+              <m:e>
+                <m:r>
+                  <m:t>y</m:t>
+                </m:r>
+              </m:e>
+            </m:acc>
           </m:e>
           <m:sub>
             <m:acc>
@@ -36821,7 +36864,24 @@
         <w:t xml:space="preserve"> </w:t>
       </w:r>
       <w:r>
-        <w:t xml:space="preserve">is scored:</w:t>
+        <w:t xml:space="preserve">that the</w:t>
+      </w:r>
+      <w:r>
+        <w:t xml:space="preserve"> </w:t>
+      </w:r>
+      <w:hyperlink w:anchor="def-validation-choice">
+        <w:r>
+          <w:rPr>
+            <w:rStyle w:val="Hyperlink"/>
+          </w:rPr>
+          <w:t xml:space="preserve">validation choice</w:t>
+        </w:r>
+      </w:hyperlink>
+      <w:r>
+        <w:t xml:space="preserve"> </w:t>
+      </w:r>
+      <w:r>
+        <w:t xml:space="preserve">picks is scored:</w:t>
       </w:r>
     </w:p>
     <w:p>
@@ -37360,7 +37420,7 @@
         </w:numPr>
       </w:pPr>
       <w:r>
-        <w:t xml:space="preserve">the training set is used to fit each candidate procedure,</w:t>
+        <w:t xml:space="preserve">the training set is used to fit each candidate model,</w:t>
       </w:r>
       <w:r>
         <w:t xml:space="preserve"> </w:t>
@@ -37439,7 +37499,7 @@
         <w:t xml:space="preserve"> </w:t>
       </w:r>
       <w:r>
-        <w:t xml:space="preserve">of the chosen rule.</w:t>
+        <w:t xml:space="preserve">of the chosen fitted model.</w:t>
       </w:r>
     </w:p>
     <w:p>
@@ -37447,7 +37507,7 @@
         <w:pStyle w:val="FirstParagraph"/>
       </w:pPr>
       <w:r>
-        <w:t xml:space="preserve">The chosen procedure won on the validation set</w:t>
+        <w:t xml:space="preserve">The chosen fitted model won on the validation set</w:t>
       </w:r>
       <w:r>
         <w:t xml:space="preserve"> </w:t>
@@ -37459,7 +37519,7 @@
         <w:t xml:space="preserve"> </w:t>
       </w:r>
       <w:r>
-        <w:t xml:space="preserve">so its validation error is optimistic.</w:t>
+        <w:t xml:space="preserve">so its prediction error on the validation set is optimistic as an estimate of its generalization error.</w:t>
       </w:r>
       <w:r>
         <w:t xml:space="preserve"> </w:t>
